--- a/templates/AI実装講座_成果物テンプレート集_文書編.docx
+++ b/templates/AI実装講座_成果物テンプレート集_文書編.docx
@@ -6097,7 +6097,7 @@
                 <w:sz w:val="19"/>
                 <w:szCs w:val="19"/>
               </w:rPr>
-              <w:t xml:space="preserve">6項目すべてが埋まり、更新担当に実名が入っている</w:t>
+              <w:t xml:space="preserve">仕様の6項目が埋まり、運用の2項目（更新担当・見直す月）に実名と月が入っている</w:t>
             </w:r>
           </w:p>
         </w:tc>
@@ -6161,7 +6161,7 @@
           <w:sz w:val="24"/>
           <w:szCs w:val="24"/>
         </w:rPr>
-        <w:t xml:space="preserve">6項目（この順番で埋めます）</w:t>
+        <w:t xml:space="preserve">仕様の6項目（この順番で埋めます）</w:t>
       </w:r>
     </w:p>
     <w:tbl>
@@ -7105,6 +7105,24 @@
     </w:tbl>
     <w:p>
       <w:pPr>
+        <w:spacing w:after="160" w:before="0" w:line="276"/>
+      </w:pPr>
+      <w:r>
+        <w:rPr>
+          <w:rFonts w:ascii="Yu Gothic" w:cs="Yu Gothic" w:eastAsia="Yu Gothic" w:hAnsi="Yu Gothic"/>
+          <w:b w:val="false"/>
+          <w:bCs w:val="false"/>
+          <w:i w:val="false"/>
+          <w:iCs w:val="false"/>
+          <w:color w:val="000000"/>
+          <w:sz w:val="20"/>
+          <w:szCs w:val="20"/>
+        </w:rPr>
+        <w:t xml:space="preserve">この6項目が、そのまま専用AIの指示文になります。下の記入欄では、これに運用の2項目（⑦更新担当・⑧次に見直す月）を足しています。仕様が6行、運用が2行です。</w:t>
+      </w:r>
+    </w:p>
+    <w:p>
+      <w:pPr>
         <w:pStyle w:val="Heading2"/>
         <w:pBdr>
           <w:bottom w:val="single" w:color="1F3864" w:sz="8" w:space="4"/>
@@ -7122,7 +7140,7 @@
           <w:sz w:val="24"/>
           <w:szCs w:val="24"/>
         </w:rPr>
-        <w:t xml:space="preserve">記入欄</w:t>
+        <w:t xml:space="preserve">記入欄（仕様6項目＋運用2項目）</w:t>
       </w:r>
     </w:p>
     <w:tbl>
@@ -13684,7 +13702,7 @@
           <w:sz w:val="20"/>
           <w:szCs w:val="20"/>
         </w:rPr>
-        <w:t xml:space="preserve">この回でいちばん多いのは、4つ全部に社長の名前が入る体制図です。それは体制ではありません。1つでも社長以外の名前を入れられるかが、この講座が組織に残るかどうかの分かれ目です。『いま任せられなくても、任せる予定の人』でよい、と言って書かせてください。</w:t>
+        <w:t xml:space="preserve">この回でいちばん多いのは、4つ全部に社長の名前が入る体制図です。それは体制ではありません。1つでも社長以外の名前を入れられるかが、この講座が組織に残るかどうかの分かれ目です。「作る人」は外注でよい、と先に言ってしまうと、ここが埋まりやすくなります。『いま任せられなくても、任せる予定の人』でよい、と言って書かせてください。</w:t>
       </w:r>
     </w:p>
     <w:p>
@@ -13954,7 +13972,7 @@
                 <w:sz w:val="17"/>
                 <w:szCs w:val="17"/>
               </w:rPr>
-              <w:t xml:space="preserve">新しいツールを契約するか、やめるかを決める</w:t>
+              <w:t xml:space="preserve">予算・範囲・やめる判断を決める。ここは経営者から動かせない</w:t>
             </w:r>
           </w:p>
         </w:tc>
@@ -14022,7 +14040,7 @@
                 <w:sz w:val="17"/>
                 <w:szCs w:val="17"/>
               </w:rPr>
-              <w:t xml:space="preserve">動かす人</w:t>
+              <w:t xml:space="preserve">回す人</w:t>
             </w:r>
           </w:p>
         </w:tc>
@@ -14054,7 +14072,7 @@
                 <w:sz w:val="17"/>
                 <w:szCs w:val="17"/>
               </w:rPr>
-              <w:t xml:space="preserve">作る・直す</w:t>
+              <w:t xml:space="preserve">日々まわす</w:t>
             </w:r>
           </w:p>
         </w:tc>
@@ -14086,7 +14104,7 @@
                 <w:sz w:val="17"/>
                 <w:szCs w:val="17"/>
               </w:rPr>
-              <w:t xml:space="preserve">専用AIと自動化を作り、壊れたら直す</w:t>
+              <w:t xml:space="preserve">月次チェックと、質問の一次受け。推進候補者がここに入る</w:t>
             </w:r>
           </w:p>
         </w:tc>
@@ -14118,7 +14136,7 @@
                 <w:sz w:val="17"/>
                 <w:szCs w:val="17"/>
               </w:rPr>
-              <w:t xml:space="preserve">社長（1年以内に工場長へ）</w:t>
+              <w:t xml:space="preserve">工場長（当面は社長）</w:t>
             </w:r>
           </w:p>
         </w:tc>
@@ -14154,7 +14172,7 @@
                 <w:sz w:val="17"/>
                 <w:szCs w:val="17"/>
               </w:rPr>
-              <w:t xml:space="preserve">使う人</w:t>
+              <w:t xml:space="preserve">作る人</w:t>
             </w:r>
           </w:p>
         </w:tc>
@@ -14185,7 +14203,7 @@
                 <w:sz w:val="17"/>
                 <w:szCs w:val="17"/>
               </w:rPr>
-              <w:t xml:space="preserve">日々の実務</w:t>
+              <w:t xml:space="preserve">作る・直す</w:t>
             </w:r>
           </w:p>
         </w:tc>
@@ -14216,7 +14234,7 @@
                 <w:sz w:val="17"/>
                 <w:szCs w:val="17"/>
               </w:rPr>
-              <w:t xml:space="preserve">毎日使い、おかしいと思ったら言う</w:t>
+              <w:t xml:space="preserve">指示文と専用AIの改修。外注でよい</w:t>
             </w:r>
           </w:p>
         </w:tc>
@@ -14247,7 +14265,7 @@
                 <w:sz w:val="17"/>
                 <w:szCs w:val="17"/>
               </w:rPr>
-              <w:t xml:space="preserve">営業 佐藤／事務 田中</w:t>
+              <w:t xml:space="preserve">社長（1年以内に外注へ）</w:t>
             </w:r>
           </w:p>
         </w:tc>
@@ -14284,7 +14302,7 @@
                 <w:sz w:val="17"/>
                 <w:szCs w:val="17"/>
               </w:rPr>
-              <w:t xml:space="preserve">止める人</w:t>
+              <w:t xml:space="preserve">守る人</w:t>
             </w:r>
           </w:p>
         </w:tc>
@@ -14316,7 +14334,7 @@
                 <w:sz w:val="17"/>
                 <w:szCs w:val="17"/>
               </w:rPr>
-              <w:t xml:space="preserve">安全</w:t>
+              <w:t xml:space="preserve">安全と費用</w:t>
             </w:r>
           </w:p>
         </w:tc>
@@ -14348,7 +14366,7 @@
                 <w:sz w:val="17"/>
                 <w:szCs w:val="17"/>
               </w:rPr>
-              <w:t xml:space="preserve">情報の入れすぎ・費用の膨らみに気づいて止める</w:t>
+              <w:t xml:space="preserve">情報の扱い、アカウント管理。入れすぎ・費用の膨らみに気づいて止める</w:t>
             </w:r>
           </w:p>
         </w:tc>
@@ -14380,7 +14398,7 @@
                 <w:sz w:val="17"/>
                 <w:szCs w:val="17"/>
               </w:rPr>
-              <w:t xml:space="preserve">工場長</w:t>
+              <w:t xml:space="preserve">総務 兼任</w:t>
             </w:r>
           </w:p>
         </w:tc>
@@ -14722,7 +14740,7 @@
                 <w:sz w:val="19"/>
                 <w:szCs w:val="19"/>
               </w:rPr>
-              <w:t xml:space="preserve">動かす人</w:t>
+              <w:t xml:space="preserve">回す人</w:t>
             </w:r>
           </w:p>
         </w:tc>
@@ -14852,7 +14870,7 @@
                 <w:sz w:val="19"/>
                 <w:szCs w:val="19"/>
               </w:rPr>
-              <w:t xml:space="preserve">使う人</w:t>
+              <w:t xml:space="preserve">作る人（外注可）</w:t>
             </w:r>
           </w:p>
         </w:tc>
@@ -14982,7 +15000,7 @@
                 <w:sz w:val="19"/>
                 <w:szCs w:val="19"/>
               </w:rPr>
-              <w:t xml:space="preserve">止める人</w:t>
+              <w:t xml:space="preserve">守る人</w:t>
             </w:r>
           </w:p>
         </w:tc>
@@ -15097,12 +15115,12 @@
           <w:sz w:val="22"/>
           <w:szCs w:val="22"/>
         </w:rPr>
-        <w:t xml:space="preserve">■ 「止める人」を、決める人と別にする理由</w:t>
-      </w:r>
-    </w:p>
-    <w:p>
-      <w:pPr>
-        <w:spacing w:after="100" w:before="0" w:line="276"/>
+        <w:t xml:space="preserve">■ 「作る人」は、外注してよい</w:t>
+      </w:r>
+    </w:p>
+    <w:p>
+      <w:pPr>
+        <w:spacing w:after="140" w:before="0" w:line="276"/>
       </w:pPr>
       <w:r>
         <w:rPr>
@@ -15115,7 +15133,44 @@
           <w:sz w:val="20"/>
           <w:szCs w:val="20"/>
         </w:rPr>
-        <w:t xml:space="preserve">費用も可否も安全も同じ人が持っていると、走り出したものを止める判断が働きません。社内で最も慎重な人を「止める人」に置くと、うまく機能します。反対していた人を指名するのが、実は最も安定します。</w:t>
+        <w:t xml:space="preserve">ここを社内に抱えようとして止まる会社が多くあります。指示文と専用AIの改修は、外に頼んでも会社の力は落ちません。落ちるのは「回す人」を外に出したときです。回す人だけは、社内に置いてください。</w:t>
+      </w:r>
+    </w:p>
+    <w:p>
+      <w:pPr>
+        <w:pStyle w:val="Heading3"/>
+        <w:spacing w:after="100" w:before="200"/>
+      </w:pPr>
+      <w:r>
+        <w:rPr>
+          <w:rFonts w:ascii="Yu Gothic" w:cs="Yu Gothic" w:eastAsia="Yu Gothic" w:hAnsi="Yu Gothic"/>
+          <w:b/>
+          <w:bCs/>
+          <w:i w:val="false"/>
+          <w:iCs w:val="false"/>
+          <w:color w:val="1F3864"/>
+          <w:sz w:val="22"/>
+          <w:szCs w:val="22"/>
+        </w:rPr>
+        <w:t xml:space="preserve">■ 「守る人」を、決める人と別にする理由</w:t>
+      </w:r>
+    </w:p>
+    <w:p>
+      <w:pPr>
+        <w:spacing w:after="100" w:before="0" w:line="276"/>
+      </w:pPr>
+      <w:r>
+        <w:rPr>
+          <w:rFonts w:ascii="Yu Gothic" w:cs="Yu Gothic" w:eastAsia="Yu Gothic" w:hAnsi="Yu Gothic"/>
+          <w:b w:val="false"/>
+          <w:bCs w:val="false"/>
+          <w:i w:val="false"/>
+          <w:iCs w:val="false"/>
+          <w:color w:val="000000"/>
+          <w:sz w:val="20"/>
+          <w:szCs w:val="20"/>
+        </w:rPr>
+        <w:t xml:space="preserve">費用も可否も安全も同じ人が持っていると、走り出したものを止める判断が働きません。社内で最も慎重な人を「守る人」に置くと、うまく機能します。反対していた人を指名するのが、実は最も安定します。</w:t>
       </w:r>
     </w:p>
     <w:p>
@@ -15185,7 +15240,7 @@
                 <w:sz w:val="19"/>
                 <w:szCs w:val="19"/>
               </w:rPr>
-              <w:t xml:space="preserve">1年後、動かす人を誰にするか</w:t>
+              <w:t xml:space="preserve">1年後、回す人を誰にするか</w:t>
             </w:r>
           </w:p>
         </w:tc>
@@ -15375,7 +15430,7 @@
           <w:sz w:val="19"/>
           <w:szCs w:val="19"/>
         </w:rPr>
-        <w:t xml:space="preserve">記入例：1年後は工場長。今から、専用AIの資料更新だけを任せる。10月から。</w:t>
+        <w:t xml:space="preserve">記入例：1年後は工場長が回す人。今から、専用AIの資料更新だけを任せる。10月から。作る人は外注に切り替える。</w:t>
       </w:r>
     </w:p>
     <w:p>
@@ -15408,7 +15463,7 @@
           <w:sz w:val="20"/>
           <w:szCs w:val="20"/>
         </w:rPr>
-        <w:t xml:space="preserve">4役割に実名が入り、「動かす人」の1年後の欄が埋まっていれば完了です</w:t>
+        <w:t xml:space="preserve">4役割に実名が入り、社長の名前が3つ以上に入っておらず、「回す人」の1年後の欄が埋まっていれば完了です</w:t>
       </w:r>
     </w:p>
     <w:p>
@@ -15900,7 +15955,7 @@
                 <w:sz w:val="18"/>
                 <w:szCs w:val="18"/>
               </w:rPr>
-              <w:t xml:space="preserve">3年後、何が変わっているか</w:t>
+              <w:t xml:space="preserve">3年後、AIがやっている仕事は何か</w:t>
             </w:r>
           </w:p>
         </w:tc>
@@ -15931,7 +15986,7 @@
                 <w:sz w:val="18"/>
                 <w:szCs w:val="18"/>
               </w:rPr>
-              <w:t xml:space="preserve">ツールの話ではなく、仕事の形の話に引き戻します。「見積が2時間から30分になっている」のような、社員が想像できる文で書きます</w:t>
+              <w:t xml:space="preserve">業務名で3つ挙げます。ツールの話ではなく、仕事の形の話に引き戻します</w:t>
             </w:r>
           </w:p>
         </w:tc>
@@ -16000,7 +16055,7 @@
                 <w:sz w:val="18"/>
                 <w:szCs w:val="18"/>
               </w:rPr>
-              <w:t xml:space="preserve">そのために1年目に何をするか</w:t>
+              <w:t xml:space="preserve">その結果、人は何をしているか</w:t>
             </w:r>
           </w:p>
         </w:tc>
@@ -16032,7 +16087,7 @@
                 <w:sz w:val="18"/>
                 <w:szCs w:val="18"/>
               </w:rPr>
-              <w:t xml:space="preserve">3年の話は1年目でしか始まりません。12か月ロードマップの0〜3か月と一致しているかを確認します</w:t>
+              <w:t xml:space="preserve">減らす話ではなく、移す話として書きます。ここを飛ばすと、社員には人員削減の話に聞こえます</w:t>
             </w:r>
           </w:p>
         </w:tc>
@@ -16099,7 +16154,7 @@
                 <w:sz w:val="18"/>
                 <w:szCs w:val="18"/>
               </w:rPr>
-              <w:t xml:space="preserve">何をやめるか</w:t>
+              <w:t xml:space="preserve">そのために、今ない資産は何か</w:t>
             </w:r>
           </w:p>
         </w:tc>
@@ -16130,7 +16185,7 @@
                 <w:sz w:val="18"/>
                 <w:szCs w:val="18"/>
               </w:rPr>
-              <w:t xml:space="preserve">増やす話だけの計画は必ず破綻します。AIに任せた分、人がやめる作業を名指しします</w:t>
+              <w:t xml:space="preserve">データ・資料・人・仕組み。第8回の不足資料リストがここで効きます</w:t>
             </w:r>
           </w:p>
         </w:tc>
@@ -16199,7 +16254,7 @@
                 <w:sz w:val="18"/>
                 <w:szCs w:val="18"/>
               </w:rPr>
-              <w:t xml:space="preserve">誰が引き継ぐか</w:t>
+              <w:t xml:space="preserve">やらないと決めることは何か</w:t>
             </w:r>
           </w:p>
         </w:tc>
@@ -16231,7 +16286,7 @@
                 <w:sz w:val="18"/>
                 <w:szCs w:val="18"/>
               </w:rPr>
-              <w:t xml:space="preserve">社長が1人で背負う限り、3年はもちません。推進体制図の「動かす人・1年後」と一致させます</w:t>
+              <w:t xml:space="preserve">捨てるものを決めます。全部やろうとして何も進まない会社がいちばん多くあります。ここが構想の質を決めます</w:t>
             </w:r>
           </w:p>
         </w:tc>
@@ -16300,7 +16355,7 @@
           <w:sz w:val="23"/>
           <w:szCs w:val="23"/>
         </w:rPr>
-        <w:t xml:space="preserve">問1　3年後、うちの仕事は何が変わっていますか</w:t>
+        <w:t xml:space="preserve">問1　3年後、AIがやっている仕事は何ですか</w:t>
       </w:r>
     </w:p>
     <w:p>
@@ -16383,7 +16438,7 @@
           <w:sz w:val="19"/>
           <w:szCs w:val="19"/>
         </w:rPr>
-        <w:t xml:space="preserve">記入例：見積書づくりが、社長でなくても回るようになっている。1件2時間かかっていたものが30分になり、社長は工場と客先に出られる時間が増えている。</w:t>
+        <w:t xml:space="preserve">記入例：①見積の根拠づくり　②受注メールから台帳への転記　③就業規則と社内手続きの問い合わせ対応。この3つは、人が手を動かさなくても回っている。</w:t>
       </w:r>
     </w:p>
     <w:p>
@@ -16403,7 +16458,7 @@
           <w:sz w:val="23"/>
           <w:szCs w:val="23"/>
         </w:rPr>
-        <w:t xml:space="preserve">問2　そのために、1年目に何をしますか</w:t>
+        <w:t xml:space="preserve">問2　その結果、人は何をしていますか</w:t>
       </w:r>
     </w:p>
     <w:p>
@@ -16486,7 +16541,7 @@
           <w:sz w:val="19"/>
           <w:szCs w:val="19"/>
         </w:rPr>
-        <w:t xml:space="preserve">記入例：見積根拠アシスタントを営業2名が毎日使う状態にする。受注メールの転記を自動にする。新しいことは、この2つ以外に増やさない。</w:t>
+        <w:t xml:space="preserve">記入例：社長は工場と客先に出ている。営業2名は、いま断っている短納期の引き合いを受けにいく。事務は転記がなくなった分を、請求と入金の確認に回す。人は減らさない。</w:t>
       </w:r>
     </w:p>
     <w:p>
@@ -16506,7 +16561,7 @@
           <w:sz w:val="23"/>
           <w:szCs w:val="23"/>
         </w:rPr>
-        <w:t xml:space="preserve">問3　何をやめますか</w:t>
+        <w:t xml:space="preserve">問3　そのために、今ない資産は何ですか</w:t>
       </w:r>
     </w:p>
     <w:p>
@@ -16589,7 +16644,7 @@
           <w:sz w:val="19"/>
           <w:szCs w:val="19"/>
         </w:rPr>
-        <w:t xml:space="preserve">記入例：紙の受注台帳への転記をやめる。月次の集計表を手で作るのをやめる。過去見積をファイルサーバから探す作業をやめる。</w:t>
+        <w:t xml:space="preserve">記入例：外注可否の判断基準が文書になっていない（社長の頭の中だけ）。標準工数表が2019年で止まっている。専用AIを直せる人が社長しかいない。</w:t>
       </w:r>
     </w:p>
     <w:p>
@@ -16609,7 +16664,7 @@
           <w:sz w:val="23"/>
           <w:szCs w:val="23"/>
         </w:rPr>
-        <w:t xml:space="preserve">問4　誰が引き継ぎますか</w:t>
+        <w:t xml:space="preserve">問4　やらないと決めることは何ですか</w:t>
       </w:r>
     </w:p>
     <w:p>
@@ -16692,7 +16747,7 @@
           <w:sz w:val="19"/>
           <w:szCs w:val="19"/>
         </w:rPr>
-        <w:t xml:space="preserve">記入例：工場長に、専用AIの資料更新から渡していく。10月開始。1年後には、社長がいなくても直せる状態にする。</w:t>
+        <w:t xml:space="preserve">記入例：与信判断はAIに渡さない。顧客対応の一次返信は当面やらない。新しいツールは1年目に2つまで。全部やろうとしない。</w:t>
       </w:r>
     </w:p>
     <w:p>

--- a/templates/AI実装講座_成果物テンプレート集_文書編.docx
+++ b/templates/AI実装講座_成果物テンプレート集_文書編.docx
@@ -6029,7 +6029,7 @@
                 <w:sz w:val="19"/>
                 <w:szCs w:val="19"/>
               </w:rPr>
-              <w:t xml:space="preserve">作った専用AI（GPTs等）の中身を、作った本人以外が読んで直せる形で残す</w:t>
+              <w:t xml:space="preserve">作った専用AI（プロジェクト等）の中身を、作った本人以外が読んで直せる形で残す</w:t>
             </w:r>
           </w:p>
         </w:tc>
@@ -6097,7 +6097,7 @@
                 <w:sz w:val="19"/>
                 <w:szCs w:val="19"/>
               </w:rPr>
-              <w:t xml:space="preserve">仕様の6項目が埋まり、運用の2項目（更新担当・見直す月）に実名と月が入っている</w:t>
+              <w:t xml:space="preserve">仕様の7項目が埋まり、運用の2項目（更新担当・見直す月）に実名と月が入っている</w:t>
             </w:r>
           </w:p>
         </w:tc>
@@ -6161,7 +6161,7 @@
           <w:sz w:val="24"/>
           <w:szCs w:val="24"/>
         </w:rPr>
-        <w:t xml:space="preserve">仕様の6項目（この順番で埋めます）</w:t>
+        <w:t xml:space="preserve">仕様の7項目（この順番で埋めます）</w:t>
       </w:r>
     </w:p>
     <w:tbl>
@@ -7033,7 +7033,7 @@
                 <w:sz w:val="17"/>
                 <w:szCs w:val="17"/>
               </w:rPr>
-              <w:t xml:space="preserve">人が確認する箇所</w:t>
+              <w:t xml:space="preserve">出力形式</w:t>
             </w:r>
           </w:p>
         </w:tc>
@@ -7065,7 +7065,7 @@
                 <w:sz w:val="17"/>
                 <w:szCs w:val="17"/>
               </w:rPr>
-              <w:t xml:space="preserve">出力のどこを必ず見るか</w:t>
+              <w:t xml:space="preserve">どんな形で出させるか</w:t>
             </w:r>
           </w:p>
         </w:tc>
@@ -7073,6 +7073,135 @@
           <w:tcPr>
             <w:tcW w:type="dxa" w:w="3100"/>
             <w:shd w:fill="F2F2F2" w:color="auto" w:val="clear"/>
+            <w:tcMar>
+              <w:top w:type="dxa" w:w="70"/>
+              <w:left w:type="dxa" w:w="100"/>
+              <w:bottom w:type="dxa" w:w="70"/>
+              <w:right w:type="dxa" w:w="100"/>
+            </w:tcMar>
+            <w:vAlign w:val="center"/>
+          </w:tcPr>
+          <w:p>
+            <w:pPr>
+              <w:spacing w:after="0" w:line="252"/>
+              <w:jc w:val="left"/>
+            </w:pPr>
+            <w:r>
+              <w:rPr>
+                <w:rFonts w:ascii="Yu Gothic" w:cs="Yu Gothic" w:eastAsia="Yu Gothic" w:hAnsi="Yu Gothic"/>
+                <w:b w:val="false"/>
+                <w:bCs w:val="false"/>
+                <w:i w:val="false"/>
+                <w:iCs w:val="false"/>
+                <w:color w:val="000000"/>
+                <w:sz w:val="17"/>
+                <w:szCs w:val="17"/>
+              </w:rPr>
+              <w:t xml:space="preserve">①概算金額（幅で）②内訳 ③根拠になった過去案件3件と相違点</w:t>
+            </w:r>
+          </w:p>
+        </w:tc>
+      </w:tr>
+      <w:tr>
+        <w:trPr>
+          <w:cantSplit/>
+        </w:trPr>
+        <w:tc>
+          <w:tcPr>
+            <w:tcW w:type="dxa" w:w="600"/>
+            <w:tcMar>
+              <w:top w:type="dxa" w:w="70"/>
+              <w:left w:type="dxa" w:w="100"/>
+              <w:bottom w:type="dxa" w:w="70"/>
+              <w:right w:type="dxa" w:w="100"/>
+            </w:tcMar>
+            <w:vAlign w:val="center"/>
+          </w:tcPr>
+          <w:p>
+            <w:pPr>
+              <w:spacing w:after="0" w:line="252"/>
+              <w:jc w:val="center"/>
+            </w:pPr>
+            <w:r>
+              <w:rPr>
+                <w:rFonts w:ascii="Yu Gothic" w:cs="Yu Gothic" w:eastAsia="Yu Gothic" w:hAnsi="Yu Gothic"/>
+                <w:b w:val="false"/>
+                <w:bCs w:val="false"/>
+                <w:i w:val="false"/>
+                <w:iCs w:val="false"/>
+                <w:color w:val="000000"/>
+                <w:sz w:val="17"/>
+                <w:szCs w:val="17"/>
+              </w:rPr>
+              <w:t xml:space="preserve">7</w:t>
+            </w:r>
+          </w:p>
+        </w:tc>
+        <w:tc>
+          <w:tcPr>
+            <w:tcW w:type="dxa" w:w="2100"/>
+            <w:tcMar>
+              <w:top w:type="dxa" w:w="70"/>
+              <w:left w:type="dxa" w:w="100"/>
+              <w:bottom w:type="dxa" w:w="70"/>
+              <w:right w:type="dxa" w:w="100"/>
+            </w:tcMar>
+            <w:vAlign w:val="center"/>
+          </w:tcPr>
+          <w:p>
+            <w:pPr>
+              <w:spacing w:after="0" w:line="252"/>
+              <w:jc w:val="left"/>
+            </w:pPr>
+            <w:r>
+              <w:rPr>
+                <w:rFonts w:ascii="Yu Gothic" w:cs="Yu Gothic" w:eastAsia="Yu Gothic" w:hAnsi="Yu Gothic"/>
+                <w:b w:val="false"/>
+                <w:bCs w:val="false"/>
+                <w:i w:val="false"/>
+                <w:iCs w:val="false"/>
+                <w:color w:val="000000"/>
+                <w:sz w:val="17"/>
+                <w:szCs w:val="17"/>
+              </w:rPr>
+              <w:t xml:space="preserve">人が確認する箇所</w:t>
+            </w:r>
+          </w:p>
+        </w:tc>
+        <w:tc>
+          <w:tcPr>
+            <w:tcW w:type="dxa" w:w="3000"/>
+            <w:tcMar>
+              <w:top w:type="dxa" w:w="70"/>
+              <w:left w:type="dxa" w:w="100"/>
+              <w:bottom w:type="dxa" w:w="70"/>
+              <w:right w:type="dxa" w:w="100"/>
+            </w:tcMar>
+            <w:vAlign w:val="center"/>
+          </w:tcPr>
+          <w:p>
+            <w:pPr>
+              <w:spacing w:after="0" w:line="252"/>
+              <w:jc w:val="left"/>
+            </w:pPr>
+            <w:r>
+              <w:rPr>
+                <w:rFonts w:ascii="Yu Gothic" w:cs="Yu Gothic" w:eastAsia="Yu Gothic" w:hAnsi="Yu Gothic"/>
+                <w:b w:val="false"/>
+                <w:bCs w:val="false"/>
+                <w:i w:val="false"/>
+                <w:iCs w:val="false"/>
+                <w:color w:val="000000"/>
+                <w:sz w:val="17"/>
+                <w:szCs w:val="17"/>
+              </w:rPr>
+              <w:t xml:space="preserve">出力のどこを必ず見るか</w:t>
+            </w:r>
+          </w:p>
+        </w:tc>
+        <w:tc>
+          <w:tcPr>
+            <w:tcW w:type="dxa" w:w="3100"/>
             <w:tcMar>
               <w:top w:type="dxa" w:w="70"/>
               <w:left w:type="dxa" w:w="100"/>
@@ -7118,7 +7247,7 @@
           <w:sz w:val="20"/>
           <w:szCs w:val="20"/>
         </w:rPr>
-        <w:t xml:space="preserve">この6項目が、そのまま専用AIの指示文になります。下の記入欄では、これに運用の2項目（⑦更新担当・⑧次に見直す月）を足しています。仕様が6行、運用が2行です。</w:t>
+        <w:t xml:space="preserve">この7項目が、そのまま専用AIの指示文になります。下の記入欄では、これに運用の2項目（⑧更新担当・⑨次に見直す月）を足しています。仕様が7行、運用が2行です。</w:t>
       </w:r>
     </w:p>
     <w:p>
@@ -7140,7 +7269,7 @@
           <w:sz w:val="24"/>
           <w:szCs w:val="24"/>
         </w:rPr>
-        <w:t xml:space="preserve">記入欄（仕様6項目＋運用2項目）</w:t>
+        <w:t xml:space="preserve">記入欄（仕様7項目＋運用2項目）</w:t>
       </w:r>
     </w:p>
     <w:tbl>
@@ -7601,7 +7730,7 @@
                 <w:sz w:val="19"/>
                 <w:szCs w:val="19"/>
               </w:rPr>
-              <w:t xml:space="preserve">⑥ 人が確認する箇所</w:t>
+              <w:t xml:space="preserve">⑥ 出力形式</w:t>
             </w:r>
           </w:p>
         </w:tc>
@@ -7669,7 +7798,7 @@
                 <w:sz w:val="19"/>
                 <w:szCs w:val="19"/>
               </w:rPr>
-              <w:t xml:space="preserve">⑦ 更新担当（実名）</w:t>
+              <w:t xml:space="preserve">⑦ 人が確認する箇所</w:t>
             </w:r>
           </w:p>
         </w:tc>
@@ -7737,7 +7866,75 @@
                 <w:sz w:val="19"/>
                 <w:szCs w:val="19"/>
               </w:rPr>
-              <w:t xml:space="preserve">⑧ 次に見直す月</w:t>
+              <w:t xml:space="preserve">⑧ 更新担当（実名）</w:t>
+            </w:r>
+          </w:p>
+        </w:tc>
+        <w:tc>
+          <w:tcPr>
+            <w:tcW w:type="dxa" w:w="6700"/>
+            <w:tcMar>
+              <w:top w:type="dxa" w:w="70"/>
+              <w:left w:type="dxa" w:w="100"/>
+              <w:bottom w:type="dxa" w:w="70"/>
+              <w:right w:type="dxa" w:w="100"/>
+            </w:tcMar>
+            <w:vAlign w:val="center"/>
+          </w:tcPr>
+          <w:p>
+            <w:pPr>
+              <w:spacing w:after="0" w:line="252"/>
+              <w:jc w:val="left"/>
+            </w:pPr>
+            <w:r>
+              <w:rPr>
+                <w:rFonts w:ascii="Yu Gothic" w:cs="Yu Gothic" w:eastAsia="Yu Gothic" w:hAnsi="Yu Gothic"/>
+                <w:b w:val="false"/>
+                <w:bCs w:val="false"/>
+                <w:i w:val="false"/>
+                <w:iCs w:val="false"/>
+                <w:color w:val="000000"/>
+                <w:sz w:val="19"/>
+                <w:szCs w:val="19"/>
+              </w:rPr>
+              <w:t xml:space="preserve"/>
+            </w:r>
+          </w:p>
+        </w:tc>
+      </w:tr>
+      <w:tr>
+        <w:trPr>
+          <w:cantSplit/>
+        </w:trPr>
+        <w:tc>
+          <w:tcPr>
+            <w:tcW w:type="dxa" w:w="2100"/>
+            <w:shd w:fill="D9E2F3" w:color="auto" w:val="clear"/>
+            <w:tcMar>
+              <w:top w:type="dxa" w:w="70"/>
+              <w:left w:type="dxa" w:w="100"/>
+              <w:bottom w:type="dxa" w:w="70"/>
+              <w:right w:type="dxa" w:w="100"/>
+            </w:tcMar>
+            <w:vAlign w:val="center"/>
+          </w:tcPr>
+          <w:p>
+            <w:pPr>
+              <w:spacing w:after="0" w:line="252"/>
+              <w:jc w:val="left"/>
+            </w:pPr>
+            <w:r>
+              <w:rPr>
+                <w:rFonts w:ascii="Yu Gothic" w:cs="Yu Gothic" w:eastAsia="Yu Gothic" w:hAnsi="Yu Gothic"/>
+                <w:b/>
+                <w:bCs/>
+                <w:i w:val="false"/>
+                <w:iCs w:val="false"/>
+                <w:color w:val="000000"/>
+                <w:sz w:val="19"/>
+                <w:szCs w:val="19"/>
+              </w:rPr>
+              <w:t xml:space="preserve">⑨ 次に見直す月</w:t>
             </w:r>
           </w:p>
         </w:tc>

--- a/templates/AI実装講座_成果物テンプレート集_文書編.docx
+++ b/templates/AI実装講座_成果物テンプレート集_文書編.docx
@@ -8444,7 +8444,7 @@
           <w:sz w:val="20"/>
           <w:szCs w:val="20"/>
         </w:rPr>
-        <w:t xml:space="preserve">仕様書の①〜⑥を、そのまま指示文にします。書き写す作業ではなく、仕様書が指示文になっているのが正しい状態です。</w:t>
+        <w:t xml:space="preserve">仕様書の①〜⑦を、そのまま指示文にします。書き写す作業ではなく、仕様書が指示文になっているのが正しい状態です。</w:t>
       </w:r>
     </w:p>
     <w:p>
@@ -8880,7 +8880,7 @@
           <w:sz w:val="20"/>
           <w:szCs w:val="20"/>
         </w:rPr>
-        <w:t xml:space="preserve">実データで1回動かし、仕様書の6項目と更新担当が埋まったら完了です</w:t>
+        <w:t xml:space="preserve">実データで1回動かし、仕様書の7項目と更新担当が埋まったら完了です</w:t>
       </w:r>
     </w:p>
     <w:p>
